--- a/EXPORTS/DOCX/published/niveau3/Dutch/GerardusLeeuw.docx
+++ b/EXPORTS/DOCX/published/niveau3/Dutch/GerardusLeeuw.docx
@@ -1271,71 +1271,7 @@
           <w:color w:val="000000"/>
           <w:sz w:val="24"/>
         </w:rPr>
-        <w:t>catalogus ook veel achterg</w:t>
-      </w:r>
-      <w:r>
-        <w:rPr>
-          <w:u w:val="single" w:color="0000ff"/>
-          <w:rFonts w:ascii="Charis SIL Regular" w:hAnsi="Charis SIL Regular" w:eastAsia="Charis SIL Regular"/>
-          <w:b w:val="0"/>
-          <w:i w:val="0"/>
-          <w:color w:val="000000"/>
-          <w:sz w:val="24"/>
-        </w:rPr>
-        <w:hyperlink r:id="rId12" w:history="1">
-          <w:r>
-            <w:rPr>
-              <w:rStyle w:val="Hyperlink"/>
-            </w:rPr>
-            <w:t>ro</w:t>
-          </w:r>
-        </w:hyperlink>
-      </w:r>
-      <w:r>
-        <w:rPr>
-          <w:u w:val="single" w:color="0000ff"/>
-          <w:rFonts w:ascii="Charis SIL Regular" w:hAnsi="Charis SIL Regular" w:eastAsia="Charis SIL Regular"/>
-          <w:b w:val="0"/>
-          <w:i w:val="0"/>
-          <w:color w:val="000000"/>
-          <w:sz w:val="24"/>
-        </w:rPr>
-        <w:hyperlink r:id="rId12" w:history="1">
-          <w:r>
-            <w:rPr>
-              <w:rStyle w:val="Hyperlink"/>
-            </w:rPr>
-            <w:t>n</w:t>
-          </w:r>
-        </w:hyperlink>
-      </w:r>
-      <w:r>
-        <w:rPr>
-          <w:u w:val="single" w:color="0000ff"/>
-          <w:rFonts w:ascii="Charis SIL Regular" w:hAnsi="Charis SIL Regular" w:eastAsia="Charis SIL Regular"/>
-          <w:b w:val="0"/>
-          <w:i w:val="0"/>
-          <w:color w:val="000000"/>
-          <w:sz w:val="24"/>
-        </w:rPr>
-        <w:hyperlink r:id="rId12" w:history="1">
-          <w:r>
-            <w:rPr>
-              <w:rStyle w:val="Hyperlink"/>
-            </w:rPr>
-            <w:t>d infor</w:t>
-          </w:r>
-        </w:hyperlink>
-      </w:r>
-      <w:r>
-        <w:rPr>
-          <w:rFonts w:ascii="Charis SIL Regular" w:hAnsi="Charis SIL Regular" w:eastAsia="Charis SIL Regular"/>
-          <w:b w:val="0"/>
-          <w:i w:val="0"/>
-          <w:color w:val="000000"/>
-          <w:sz w:val="24"/>
-        </w:rPr>
-        <w:t>m</w:t>
+        <w:t>catalogus ook veel achtergrond inform</w:t>
       </w:r>
       <w:r>
         <w:rPr>
@@ -2435,70 +2371,8 @@
           <w:i w:val="0"/>
           <w:color w:val="0000FF"/>
           <w:sz w:val="24"/>
-          <w:u w:val="single"/>
         </w:rPr>
-        <w:hyperlink r:id="rId15" w:history="1">
-          <w:r>
-            <w:rPr>
-              <w:rStyle w:val="Hyperlink"/>
-            </w:rPr>
-            <w:t>archives</w:t>
-          </w:r>
-        </w:hyperlink>
-      </w:r>
-      <w:r>
-        <w:rPr>
-          <w:rFonts w:ascii="Charis SIL Regular" w:hAnsi="Charis SIL Regular" w:eastAsia="Charis SIL Regular"/>
-          <w:b w:val="0"/>
-          <w:i w:val="0"/>
-          <w:color w:val="0000FF"/>
-          <w:sz w:val="24"/>
-          <w:u w:val="single"/>
-        </w:rPr>
-        <w:hyperlink r:id="rId15" w:history="1">
-          <w:r>
-            <w:rPr>
-              <w:rStyle w:val="Hyperlink"/>
-            </w:rPr>
-            <w:t>-</w:t>
-          </w:r>
-        </w:hyperlink>
-      </w:r>
-      <w:r>
-        <w:rPr>
-          <w:rFonts w:ascii="Charis SIL Regular" w:hAnsi="Charis SIL Regular" w:eastAsia="Charis SIL Regular"/>
-          <w:b w:val="0"/>
-          <w:i w:val="0"/>
-          <w:color w:val="0000FF"/>
-          <w:sz w:val="24"/>
-          <w:u w:val="single"/>
-        </w:rPr>
-        <w:hyperlink r:id="rId15" w:history="1">
-          <w:r>
-            <w:rPr>
-              <w:rStyle w:val="Hyperlink"/>
-            </w:rPr>
-            <w:t>inventories/</w:t>
-          </w:r>
-        </w:hyperlink>
-      </w:r>
-      <w:r>
-        <w:rPr>
-          <w:rFonts w:ascii="Charis SIL Regular" w:hAnsi="Charis SIL Regular" w:eastAsia="Charis SIL Regular"/>
-          <w:b w:val="0"/>
-          <w:i w:val="0"/>
-          <w:color w:val="0000FF"/>
-          <w:sz w:val="24"/>
-          <w:u w:val="single"/>
-        </w:rPr>
-        <w:hyperlink r:id="rId15" w:history="1">
-          <w:r>
-            <w:rPr>
-              <w:rStyle w:val="Hyperlink"/>
-            </w:rPr>
-            <w:t>baaren/</w:t>
-          </w:r>
-        </w:hyperlink>
+        <w:t>archives-inventories/baaren/</w:t>
       </w:r>
       <w:r>
         <w:rPr>

--- a/EXPORTS/DOCX/published/niveau3/Dutch/GerardusLeeuw.docx
+++ b/EXPORTS/DOCX/published/niveau3/Dutch/GerardusLeeuw.docx
@@ -1271,7 +1271,71 @@
           <w:color w:val="000000"/>
           <w:sz w:val="24"/>
         </w:rPr>
-        <w:t>catalogus ook veel achtergrond inform</w:t>
+        <w:t>catalogus ook veel achterg</w:t>
+      </w:r>
+      <w:r>
+        <w:rPr>
+          <w:u w:val="single" w:color="0000ff"/>
+          <w:rFonts w:ascii="Charis SIL Regular" w:hAnsi="Charis SIL Regular" w:eastAsia="Charis SIL Regular"/>
+          <w:b w:val="0"/>
+          <w:i w:val="0"/>
+          <w:color w:val="000000"/>
+          <w:sz w:val="24"/>
+        </w:rPr>
+        <w:hyperlink r:id="rId12" w:history="1">
+          <w:r>
+            <w:rPr>
+              <w:rStyle w:val="Hyperlink"/>
+            </w:rPr>
+            <w:t>ro</w:t>
+          </w:r>
+        </w:hyperlink>
+      </w:r>
+      <w:r>
+        <w:rPr>
+          <w:u w:val="single" w:color="0000ff"/>
+          <w:rFonts w:ascii="Charis SIL Regular" w:hAnsi="Charis SIL Regular" w:eastAsia="Charis SIL Regular"/>
+          <w:b w:val="0"/>
+          <w:i w:val="0"/>
+          <w:color w:val="000000"/>
+          <w:sz w:val="24"/>
+        </w:rPr>
+        <w:hyperlink r:id="rId12" w:history="1">
+          <w:r>
+            <w:rPr>
+              <w:rStyle w:val="Hyperlink"/>
+            </w:rPr>
+            <w:t>n</w:t>
+          </w:r>
+        </w:hyperlink>
+      </w:r>
+      <w:r>
+        <w:rPr>
+          <w:u w:val="single" w:color="0000ff"/>
+          <w:rFonts w:ascii="Charis SIL Regular" w:hAnsi="Charis SIL Regular" w:eastAsia="Charis SIL Regular"/>
+          <w:b w:val="0"/>
+          <w:i w:val="0"/>
+          <w:color w:val="000000"/>
+          <w:sz w:val="24"/>
+        </w:rPr>
+        <w:hyperlink r:id="rId12" w:history="1">
+          <w:r>
+            <w:rPr>
+              <w:rStyle w:val="Hyperlink"/>
+            </w:rPr>
+            <w:t>d infor</w:t>
+          </w:r>
+        </w:hyperlink>
+      </w:r>
+      <w:r>
+        <w:rPr>
+          <w:rFonts w:ascii="Charis SIL Regular" w:hAnsi="Charis SIL Regular" w:eastAsia="Charis SIL Regular"/>
+          <w:b w:val="0"/>
+          <w:i w:val="0"/>
+          <w:color w:val="000000"/>
+          <w:sz w:val="24"/>
+        </w:rPr>
+        <w:t>m</w:t>
       </w:r>
       <w:r>
         <w:rPr>
@@ -2372,7 +2436,25 @@
           <w:color w:val="0000FF"/>
           <w:sz w:val="24"/>
         </w:rPr>
-        <w:t>archives-inventories/baaren/</w:t>
+        <w:t>archives-inventories/</w:t>
+      </w:r>
+      <w:r>
+        <w:rPr>
+          <w:rFonts w:ascii="Charis SIL Regular" w:hAnsi="Charis SIL Regular" w:eastAsia="Charis SIL Regular"/>
+          <w:b w:val="0"/>
+          <w:i w:val="0"/>
+          <w:color w:val="0000FF"/>
+          <w:sz w:val="24"/>
+          <w:u w:val="single"/>
+        </w:rPr>
+        <w:hyperlink r:id="rId15" w:history="1">
+          <w:r>
+            <w:rPr>
+              <w:rStyle w:val="Hyperlink"/>
+            </w:rPr>
+            <w:t>baaren/</w:t>
+          </w:r>
+        </w:hyperlink>
       </w:r>
       <w:r>
         <w:rPr>

--- a/EXPORTS/DOCX/published/niveau3/Dutch/GerardusLeeuw.docx
+++ b/EXPORTS/DOCX/published/niveau3/Dutch/GerardusLeeuw.docx
@@ -880,119 +880,7 @@
           <w:color w:val="000000"/>
           <w:sz w:val="24"/>
         </w:rPr>
-        <w:t>beschrijft; de collectie objec</w:t>
-      </w:r>
-      <w:r>
-        <w:rPr>
-          <w:u w:val="single" w:color="0000ff"/>
-          <w:rFonts w:ascii="Charis SIL Regular" w:hAnsi="Charis SIL Regular" w:eastAsia="Charis SIL Regular"/>
-          <w:b w:val="0"/>
-          <w:i w:val="0"/>
-          <w:color w:val="000000"/>
-          <w:sz w:val="24"/>
-        </w:rPr>
-        <w:t>t</w:t>
-      </w:r>
-      <w:r>
-        <w:rPr>
-          <w:u w:val="single" w:color="0000ff"/>
-          <w:rFonts w:ascii="Charis SIL Regular" w:hAnsi="Charis SIL Regular" w:eastAsia="Charis SIL Regular"/>
-          <w:b w:val="0"/>
-          <w:i w:val="0"/>
-          <w:color w:val="000000"/>
-          <w:sz w:val="24"/>
-        </w:rPr>
-        <w:hyperlink r:id="rId11" w:history="1">
-          <w:r>
-            <w:rPr>
-              <w:rStyle w:val="Hyperlink"/>
-            </w:rPr>
-            <w:t xml:space="preserve">en </w:t>
-          </w:r>
-        </w:hyperlink>
-      </w:r>
-      <w:r>
-        <w:rPr>
-          <w:u w:val="single" w:color="0000ff"/>
-          <w:rFonts w:ascii="Charis SIL Regular" w:hAnsi="Charis SIL Regular" w:eastAsia="Charis SIL Regular"/>
-          <w:b w:val="0"/>
-          <w:i w:val="0"/>
-          <w:color w:val="000000"/>
-          <w:sz w:val="24"/>
-        </w:rPr>
-        <w:hyperlink r:id="rId11" w:history="1">
-          <w:r>
-            <w:rPr>
-              <w:rStyle w:val="Hyperlink"/>
-            </w:rPr>
-            <w:t>d</w:t>
-          </w:r>
-        </w:hyperlink>
-      </w:r>
-      <w:r>
-        <w:rPr>
-          <w:u w:val="single" w:color="0000ff"/>
-          <w:rFonts w:ascii="Charis SIL Regular" w:hAnsi="Charis SIL Regular" w:eastAsia="Charis SIL Regular"/>
-          <w:b w:val="0"/>
-          <w:i w:val="0"/>
-          <w:color w:val="000000"/>
-          <w:sz w:val="24"/>
-        </w:rPr>
-        <w:hyperlink r:id="rId11" w:history="1">
-          <w:r>
-            <w:rPr>
-              <w:rStyle w:val="Hyperlink"/>
-            </w:rPr>
-            <w:t xml:space="preserve">ie </w:t>
-          </w:r>
-        </w:hyperlink>
-      </w:r>
-      <w:r>
-        <w:rPr>
-          <w:u w:val="single" w:color="0000ff"/>
-          <w:rFonts w:ascii="Charis SIL Regular" w:hAnsi="Charis SIL Regular" w:eastAsia="Charis SIL Regular"/>
-          <w:b w:val="0"/>
-          <w:i w:val="0"/>
-          <w:color w:val="000000"/>
-          <w:sz w:val="24"/>
-        </w:rPr>
-        <w:hyperlink r:id="rId11" w:history="1">
-          <w:r>
-            <w:rPr>
-              <w:rStyle w:val="Hyperlink"/>
-            </w:rPr>
-            <w:t>h</w:t>
-          </w:r>
-        </w:hyperlink>
-      </w:r>
-      <w:r>
-        <w:rPr>
-          <w:u w:val="single" w:color="0000ff"/>
-          <w:rFonts w:ascii="Charis SIL Regular" w:hAnsi="Charis SIL Regular" w:eastAsia="Charis SIL Regular"/>
-          <w:b w:val="0"/>
-          <w:i w:val="0"/>
-          <w:color w:val="000000"/>
-          <w:sz w:val="24"/>
-        </w:rPr>
-        <w:hyperlink r:id="rId11" w:history="1">
-          <w:r>
-            <w:rPr>
-              <w:rStyle w:val="Hyperlink"/>
-            </w:rPr>
-            <w:t xml:space="preserve">et </w:t>
-          </w:r>
-        </w:hyperlink>
-      </w:r>
-      <w:r>
-        <w:rPr>
-          <w:u w:val="single" w:color="0000ff"/>
-          <w:rFonts w:ascii="Charis SIL Regular" w:hAnsi="Charis SIL Regular" w:eastAsia="Charis SIL Regular"/>
-          <w:b w:val="0"/>
-          <w:i w:val="0"/>
-          <w:color w:val="000000"/>
-          <w:sz w:val="24"/>
-        </w:rPr>
-        <w:t>m</w:t>
+        <w:t>beschrijft; de collectie objecten die het m</w:t>
       </w:r>
       <w:r>
         <w:rPr>
@@ -1329,6 +1217,7 @@
       </w:r>
       <w:r>
         <w:rPr>
+          <w:u w:val="single" w:color="0000ff"/>
           <w:rFonts w:ascii="Charis SIL Regular" w:hAnsi="Charis SIL Regular" w:eastAsia="Charis SIL Regular"/>
           <w:b w:val="0"/>
           <w:i w:val="0"/>
@@ -2435,8 +2324,16 @@
           <w:i w:val="0"/>
           <w:color w:val="0000FF"/>
           <w:sz w:val="24"/>
+          <w:u w:val="single"/>
         </w:rPr>
-        <w:t>archives-inventories/</w:t>
+        <w:hyperlink r:id="rId15" w:history="1">
+          <w:r>
+            <w:rPr>
+              <w:rStyle w:val="Hyperlink"/>
+            </w:rPr>
+            <w:t>archives</w:t>
+          </w:r>
+        </w:hyperlink>
       </w:r>
       <w:r>
         <w:rPr>
@@ -2446,6 +2343,41 @@
           <w:color w:val="0000FF"/>
           <w:sz w:val="24"/>
           <w:u w:val="single"/>
+        </w:rPr>
+        <w:hyperlink r:id="rId15" w:history="1">
+          <w:r>
+            <w:rPr>
+              <w:rStyle w:val="Hyperlink"/>
+            </w:rPr>
+            <w:t>-</w:t>
+          </w:r>
+        </w:hyperlink>
+      </w:r>
+      <w:r>
+        <w:rPr>
+          <w:rFonts w:ascii="Charis SIL Regular" w:hAnsi="Charis SIL Regular" w:eastAsia="Charis SIL Regular"/>
+          <w:b w:val="0"/>
+          <w:i w:val="0"/>
+          <w:color w:val="0000FF"/>
+          <w:sz w:val="24"/>
+          <w:u w:val="single"/>
+        </w:rPr>
+        <w:hyperlink r:id="rId15" w:history="1">
+          <w:r>
+            <w:rPr>
+              <w:rStyle w:val="Hyperlink"/>
+            </w:rPr>
+            <w:t>inventories/</w:t>
+          </w:r>
+        </w:hyperlink>
+      </w:r>
+      <w:r>
+        <w:rPr>
+          <w:rFonts w:ascii="Charis SIL Regular" w:hAnsi="Charis SIL Regular" w:eastAsia="Charis SIL Regular"/>
+          <w:b w:val="0"/>
+          <w:i w:val="0"/>
+          <w:color w:val="0000FF"/>
+          <w:sz w:val="24"/>
         </w:rPr>
         <w:hyperlink r:id="rId15" w:history="1">
           <w:r>
